--- a/tests/fixtures/sample.docx
+++ b/tests/fixtures/sample.docx
@@ -524,6 +524,32 @@
           </w:p>
         </w:tc>
       </w:tr>
+      <w:tr>
+        <w:trPr>
+          <w:del w:id="9" w:author="a"/>
+        </w:trPr>
+        <w:tc>
+          <w:tcPr>
+            <w:tcW w:w="3600" w:type="dxa"/>
+            <w:gridSpan w:val="2"/>
+          </w:tcPr>
+          <w:p>
+            <w:r>
+              <w:t xml:space="preserve">지운 줄</w:t>
+            </w:r>
+          </w:p>
+        </w:tc>
+        <w:tc>
+          <w:tcPr>
+            <w:tcW w:w="1800" w:type="dxa"/>
+          </w:tcPr>
+          <w:p>
+            <w:r>
+              <w:t xml:space="preserve">지운 줄</w:t>
+            </w:r>
+          </w:p>
+        </w:tc>
+      </w:tr>
     </w:tbl>
     <w:p>
       <w:r>
@@ -613,6 +639,64 @@
     </w:p>
     <w:p>
       <w:r>
+        <w:t xml:space="preserve">【0006】 메모 </w:t>
+      </w:r>
+      <w:commentRangeStart w:id="0"/>
+      <w:r>
+        <w:t xml:space="preserve">달린 글</w:t>
+      </w:r>
+      <w:commentRangeEnd w:id="0"/>
+      <w:r>
+        <w:rPr>
+          <w:rStyle w:val="CommentReference"/>
+        </w:rPr>
+        <w:commentReference w:id="0"/>
+      </w:r>
+      <w:r>
+        <w:rPr>
+          <w:b/>
+          <w:rPrChange w:id="10" w:author="a">
+            <w:rPr/>
+          </w:rPrChange>
+        </w:rPr>
+        <w:t xml:space="preserve"> 굵게 바뀐 글</w:t>
+      </w:r>
+    </w:p>
+    <w:p>
+      <w:pPr>
+        <w:rPr>
+          <w:del w:id="11" w:author="a"/>
+        </w:rPr>
+      </w:pPr>
+      <w:r>
+        <w:t xml:space="preserve">【0007】 앞 문단</w:t>
+      </w:r>
+    </w:p>
+    <w:p>
+      <w:r>
+        <w:t xml:space="preserve"> 뒷 문단</w:t>
+      </w:r>
+    </w:p>
+    <w:p>
+      <w:r>
+        <w:t xml:space="preserve">【0008】 </w:t>
+      </w:r>
+      <w:moveFrom w:id="12" w:author="a">
+        <w:r>
+          <w:t xml:space="preserve">옮겨 간 글</w:t>
+        </w:r>
+      </w:moveFrom>
+      <w:r>
+        <w:t xml:space="preserve">가운데</w:t>
+      </w:r>
+      <w:moveTo w:id="13" w:author="a">
+        <w:r>
+          <w:t xml:space="preserve"> 옮겨 온 글</w:t>
+        </w:r>
+      </w:moveTo>
+    </w:p>
+    <w:p>
+      <w:r>
         <w:br w:type="page"/>
       </w:r>
     </w:p>
@@ -694,4 +778,20 @@
     <w:sectPr/>
   </w:body>
 </w:document>
+</file>
+
+<file path=word/comments.xml><?xml version="1.0" encoding="utf-8"?>
+<w:comments xmlns:w="http://schemas.openxmlformats.org/wordprocessingml/2006/main">
+  <w:comment w:id="0" w:author="검토자">
+    <w:p>
+      <w:r>
+        <w:t>지워야 할 메모</w:t>
+      </w:r>
+    </w:p>
+  </w:comment>
+</w:comments>
+</file>
+
+<file path=word/commentsExtended.xml><?xml version="1.0" encoding="utf-8"?>
+<w15:commentsEx xmlns:w15="http://schemas.microsoft.com/office/word/2012/wordml"/>
 </file>